--- a/mps-nivel-c/oficial/04_registros/AASP_Andamento-Processuais/RASTR-AASPAP01-001_Matriz-de-Rastreabilidade.docx
+++ b/mps-nivel-c/oficial/04_registros/AASP_Andamento-Processuais/RASTR-AASPAP01-001_Matriz-de-Rastreabilidade.docx
@@ -444,13 +444,7 @@
               <w:spacing w:before="40" w:after="40"/>
             </w:pPr>
             <w:r>
-              <w:rPr>
-                <w:rFonts w:ascii="Calibri" w:hAnsi="Calibri"/>
-                <w:b w:val="0"/>
-                <w:i w:val="0"/>
-                <w:sz w:val="20"/>
-              </w:rPr>
-              <w:t>Cezar Hiraki Velazquez</w:t>
+              <w:t>Abraão Oliveira</w:t>
             </w:r>
           </w:p>
         </w:tc>

--- a/mps-nivel-c/oficial/04_registros/AASP_Andamento-Processuais/RASTR-AASPAP01-001_Matriz-de-Rastreabilidade.docx
+++ b/mps-nivel-c/oficial/04_registros/AASP_Andamento-Processuais/RASTR-AASPAP01-001_Matriz-de-Rastreabilidade.docx
@@ -34,7 +34,7 @@
           <w:color w:val="555555"/>
           <w:sz w:val="20"/>
         </w:rPr>
-        <w:t>RASTR-AASPAP01-001   ·   Versão Data   ·   11/06/2026   ·   Timeware Brasil</w:t>
+        <w:t>RASTR-AASPAP01-001   ·   Versão 1.0   ·   11/06/2026   ·   Timeware Brasil</w:t>
       </w:r>
     </w:p>
     <w:p>

--- a/mps-nivel-c/oficial/04_registros/AASP_Andamento-Processuais/RASTR-AASPAP01-001_Matriz-de-Rastreabilidade.docx
+++ b/mps-nivel-c/oficial/04_registros/AASP_Andamento-Processuais/RASTR-AASPAP01-001_Matriz-de-Rastreabilidade.docx
@@ -2084,17 +2084,8 @@
             <w:shd w:val="clear" w:color="auto" w:fill="EBF5FB"/>
           </w:tcPr>
           <w:p>
-            <w:pPr>
-              <w:spacing w:before="40" w:after="40"/>
-            </w:pPr>
             <w:r>
-              <w:rPr>
-                <w:rFonts w:ascii="Calibri" w:hAnsi="Calibri"/>
-                <w:b w:val="0"/>
-                <w:i w:val="0"/>
-                <w:sz w:val="20"/>
-              </w:rPr>
-              <w:t>T-16, T-17</w:t>
+              <w:t>T-19</w:t>
             </w:r>
           </w:p>
         </w:tc>
@@ -2828,7 +2819,7 @@
           <w:i w:val="0"/>
           <w:sz w:val="22"/>
         </w:rPr>
-        <w:t>Defeitos:</w:t>
+        <w:t>Defeitos: 5 bugs identificados em homologação (BUG-01 na Fase 3; BUG-02 a BUG-05 na Fase 4), 100% contidos antes da implantação; 0 defeitos escapados para produção (validação em homologação).</w:t>
       </w:r>
       <w:r>
         <w:rPr>
@@ -2837,7 +2828,6 @@
           <w:i w:val="0"/>
           <w:sz w:val="22"/>
         </w:rPr>
-        <w:t xml:space="preserve"> 5 bugs identificados em homologação (BUG-01 na Fase 3; BUG-02 a BUG-05 na Fase 4), 100% contidos antes da implantação; 0 defeitos escapados para produção.</w:t>
       </w:r>
     </w:p>
     <w:p>

--- a/mps-nivel-c/oficial/04_registros/AASP_Andamento-Processuais/RASTR-AASPAP01-001_Matriz-de-Rastreabilidade.docx
+++ b/mps-nivel-c/oficial/04_registros/AASP_Andamento-Processuais/RASTR-AASPAP01-001_Matriz-de-Rastreabilidade.docx
@@ -384,17 +384,8 @@
             </w:tcMar>
           </w:tcPr>
           <w:p>
-            <w:pPr>
-              <w:spacing w:before="40" w:after="40"/>
-            </w:pPr>
             <w:r>
-              <w:rPr>
-                <w:rFonts w:ascii="Calibri" w:hAnsi="Calibri"/>
-                <w:b w:val="0"/>
-                <w:i w:val="0"/>
-                <w:sz w:val="20"/>
-              </w:rPr>
-              <w:t>11/06/2026</w:t>
+              <w:t>05/06/2026</w:t>
             </w:r>
           </w:p>
         </w:tc>
@@ -3012,17 +3003,8 @@
             </w:tcMar>
           </w:tcPr>
           <w:p>
-            <w:pPr>
-              <w:spacing w:before="40" w:after="40"/>
-            </w:pPr>
             <w:r>
-              <w:rPr>
-                <w:rFonts w:ascii="Calibri" w:hAnsi="Calibri"/>
-                <w:b w:val="0"/>
-                <w:i w:val="0"/>
-                <w:sz w:val="20"/>
-              </w:rPr>
-              <w:t>11/06/2026</w:t>
+              <w:t>05/06/2026</w:t>
             </w:r>
           </w:p>
         </w:tc>
@@ -3037,17 +3019,8 @@
             </w:tcMar>
           </w:tcPr>
           <w:p>
-            <w:pPr>
-              <w:spacing w:before="40" w:after="40"/>
-            </w:pPr>
             <w:r>
-              <w:rPr>
-                <w:rFonts w:ascii="Calibri" w:hAnsi="Calibri"/>
-                <w:b w:val="0"/>
-                <w:i w:val="0"/>
-                <w:sz w:val="20"/>
-              </w:rPr>
-              <w:t>Time de Melhoria Contínua</w:t>
+              <w:t>Equipe Técnica</w:t>
             </w:r>
           </w:p>
         </w:tc>

--- a/mps-nivel-c/oficial/04_registros/AASP_Andamento-Processuais/RASTR-AASPAP01-001_Matriz-de-Rastreabilidade.docx
+++ b/mps-nivel-c/oficial/04_registros/AASP_Andamento-Processuais/RASTR-AASPAP01-001_Matriz-de-Rastreabilidade.docx
@@ -34,7 +34,7 @@
           <w:color w:val="555555"/>
           <w:sz w:val="20"/>
         </w:rPr>
-        <w:t>RASTR-AASPAP01-001   ·   Versão 1.0   ·   11/06/2026   ·   Timeware Brasil</w:t>
+        <w:t>RASTR-AASPAP01-001   ·   Versão 1.0   ·   05/06/2026   ·   Timeware Brasil</w:t>
       </w:r>
     </w:p>
     <w:p>
